--- a/Требования к оформлению - Список использованных источников.docx
+++ b/Требования к оформлению - Список использованных источников.docx
@@ -464,23 +464,7 @@
         <w:rPr>
           <w:rtl w:val="0"/>
         </w:rPr>
-        <w:t xml:space="preserve">Основы математического моделирования: учебное пособие / С.В. Звонарев. — Екатеринбург : Изд-во Урал. ун-та, 2019. — 112 с — [Электронный ресурс]: </w:t>
-      </w:r>
-      <w:hyperlink r:id="rId13">
-        <w:r>
-          <w:rPr>
-            <w:color w:val="1155cc"/>
-            <w:u w:val="single"/>
-            <w:rtl w:val="0"/>
-          </w:rPr>
-          <w:t xml:space="preserve">https://elar.urfu.ru/bitstream/10995/68494/1/978-5-7996-2576-4_2019.pdf</w:t>
-        </w:r>
-      </w:hyperlink>
-      <w:r>
-        <w:rPr>
-          <w:rtl w:val="0"/>
-        </w:rPr>
-        <w:t xml:space="preserve">. </w:t>
+        <w:t xml:space="preserve">Буланов Н. Система управления процессами: интеллектуальный прорыв. - Официальный сайт конкурса «BPM-проект года» - [Электронный ресурс]: https://bpmaward.ru/presentations2025/ (дата публикации  2025 г).</w:t>
       </w:r>
     </w:p>
     <w:p>
@@ -531,6 +515,40 @@
         </w:rPr>
         <w:t xml:space="preserve">Проектирование математического обеспечения предприятий. Учебное пособие для студентов / Составитель: Смирнов Ю.Н., Казань: Изд-во КГЭУ, 2022. - 145 с. - [Электронный ресурс]: </w:t>
       </w:r>
+      <w:hyperlink r:id="rId13">
+        <w:r>
+          <w:rPr>
+            <w:color w:val="1155cc"/>
+            <w:u w:val="single"/>
+            <w:rtl w:val="0"/>
+          </w:rPr>
+          <w:t xml:space="preserve">https://lms2.kgeu.ru/pluginfile.php/131503/mod_resource/content/4/%D0%9F%D0%9C%D0%9E%2B.pdf</w:t>
+        </w:r>
+      </w:hyperlink>
+      <w:r>
+        <w:rPr>
+          <w:rtl w:val="0"/>
+        </w:rPr>
+        <w:t xml:space="preserve">.</w:t>
+      </w:r>
+    </w:p>
+    <w:p>
+      <w:pPr>
+        <w:numPr>
+          <w:ilvl w:val="0"/>
+          <w:numId w:val="1"/>
+        </w:numPr>
+        <w:spacing w:line="360" w:lineRule="auto"/>
+        <w:rPr>
+          <w:u w:val="none"/>
+        </w:rPr>
+      </w:pPr>
+      <w:r>
+        <w:rPr>
+          <w:rtl w:val="0"/>
+        </w:rPr>
+        <w:t xml:space="preserve">Учебный курс «Проектирование информационных систем».  Раздел: Управление проектированием информационных систем. Методы сетевого планирования и управления. - ФГБОУ ВО КГЭУ, Moodle2. - [Электронный ресурс]: </w:t>
+      </w:r>
       <w:hyperlink r:id="rId14">
         <w:r>
           <w:rPr>
@@ -538,7 +556,7 @@
             <w:u w:val="single"/>
             <w:rtl w:val="0"/>
           </w:rPr>
-          <w:t xml:space="preserve">https://lms2.kgeu.ru/pluginfile.php/131503/mod_resource/content/4/%D0%9F%D0%9C%D0%9E%2B.pdf</w:t>
+          <w:t xml:space="preserve">https://lms2.kgeu.ru/pluginfile.php/131508/mod_resource/content/7/%D0%A1%D0%9F%D0%A3-%D0%98%D1%81%D1%81%D0%BB%D0%B5%D0%B4%D0%BE%D0%B2%D0%B0%D0%BD%D0%B8%D0%B5%20%D0%BE%D0%BF%D0%B5%D1%80%D0%B0%D1%86%D0%B8%D0%B9.pdf</w:t>
         </w:r>
       </w:hyperlink>
       <w:r>
@@ -547,6 +565,12 @@
         </w:rPr>
         <w:t xml:space="preserve">.</w:t>
       </w:r>
+      <w:r>
+        <w:rPr>
+          <w:rtl w:val="0"/>
+        </w:rPr>
+        <w:t xml:space="preserve"> </w:t>
+      </w:r>
     </w:p>
     <w:p>
       <w:pPr>
@@ -563,7 +587,7 @@
         <w:rPr>
           <w:rtl w:val="0"/>
         </w:rPr>
-        <w:t xml:space="preserve">Учебный курс «Проектирование информационных систем».  Раздел: Управление проектированием информационных систем. Методы сетевого планирования и управления. - ФГБОУ ВО КГЭУ, Moodle2. - [Электронный ресурс]: </w:t>
+        <w:t xml:space="preserve">Основы математического моделирования: учебное пособие / С.В. Звонарев. — Екатеринбург : Изд-во Урал. ун-та, 2019. — 112 с — [Электронный ресурс]: </w:t>
       </w:r>
       <w:hyperlink r:id="rId15">
         <w:r>
@@ -572,20 +596,14 @@
             <w:u w:val="single"/>
             <w:rtl w:val="0"/>
           </w:rPr>
-          <w:t xml:space="preserve">https://lms2.kgeu.ru/pluginfile.php/131508/mod_resource/content/7/%D0%A1%D0%9F%D0%A3-%D0%98%D1%81%D1%81%D0%BB%D0%B5%D0%B4%D0%BE%D0%B2%D0%B0%D0%BD%D0%B8%D0%B5%20%D0%BE%D0%BF%D0%B5%D1%80%D0%B0%D1%86%D0%B8%D0%B9.pdf</w:t>
-        </w:r>
-      </w:hyperlink>
-      <w:r>
-        <w:rPr>
-          <w:rtl w:val="0"/>
-        </w:rPr>
-        <w:t xml:space="preserve">.</w:t>
-      </w:r>
-      <w:r>
-        <w:rPr>
-          <w:rtl w:val="0"/>
-        </w:rPr>
-        <w:t xml:space="preserve"> </w:t>
+          <w:t xml:space="preserve">https://elar.urfu.ru/bitstream/10995/68494/1/978-5-7996-2576-4_2019.pdf</w:t>
+        </w:r>
+      </w:hyperlink>
+      <w:r>
+        <w:rPr>
+          <w:rtl w:val="0"/>
+        </w:rPr>
+        <w:t xml:space="preserve">. </w:t>
       </w:r>
     </w:p>
     <w:p>
@@ -605,7 +623,7 @@
           <w:color w:val="6aa84f"/>
           <w:rtl w:val="0"/>
         </w:rPr>
-        <w:t xml:space="preserve">Учебники (ЭБС)</w:t>
+        <w:t xml:space="preserve">Учебники (Электронно-библиотечные системы)</w:t>
       </w:r>
     </w:p>
     <w:p>
@@ -623,7 +641,7 @@
         <w:rPr>
           <w:rtl w:val="0"/>
         </w:rPr>
-        <w:t xml:space="preserve">Еронкевич Н.Н. Менеджмент. Прикладные аспекты: учебное пособие / Н. Н. Еронкевич, А. С. Данилова. - Иркутск : ИрГУПС, 2024. - 159 с. - [Электронный ресурс]: </w:t>
+        <w:t xml:space="preserve">Еронкевич Н. Н. Менеджмент. Прикладные аспекты: учебное пособие / Н. Н. Еронкевич, А. С. Данилова. - Иркутск : ИрГУПС, 2024. - 159 с. - [Электронный ресурс]: </w:t>
       </w:r>
       <w:hyperlink r:id="rId16">
         <w:r>
@@ -657,7 +675,7 @@
         <w:rPr>
           <w:rtl w:val="0"/>
         </w:rPr>
-        <w:t xml:space="preserve">Григоренко О.В. Экономика предприятия и управление организацией: учебное пособие / О. В. Григоренко, А. Н. Мыльникова, И. О. Садовничая. - Москва : Русайнс, 2024. - 266 с. - [Электронный ресурс]: </w:t>
+        <w:t xml:space="preserve">Григоренко О. В. Экономика предприятия и управление организацией: учебное пособие / О. В. Григоренко, А. Н. Мыльникова, И. О. Садовничая. - Москва : Русайнс, 2024. - 266 с. - [Электронный ресурс]: </w:t>
       </w:r>
       <w:hyperlink r:id="rId17">
         <w:r>
@@ -977,7 +995,7 @@
         <w:rPr>
           <w:rtl w:val="0"/>
         </w:rPr>
-        <w:t xml:space="preserve">Орлова К.Ю. Проектирование информационной системы для предприятия общественного питания с учетом внедрения системы стимулирования персонала службы доставки / К. Ю. Орлова, А. В. Петрова // Вестник Самарского университета. Экономика и управление. - 2024. - Т. 15, № 4. - С. 63-75. - [Электронный ресурс]: </w:t>
+        <w:t xml:space="preserve">Сибаева Г. Р. Модуль учета ресурсов организации в рамках перехода на отечественные решения / Г.Р. Сибаева, В.А. Беляев, Е.С. Лазарев // Экономика и управление: проблемы, решения. – 2025. – Т. 12, № 2(155). – С. 29-35. – DOI 10.36871/ek.up.p.r.2025.02.12.005. – EDN MOYYJH.- [Электронный ресурс]: </w:t>
       </w:r>
       <w:hyperlink r:id="rId24">
         <w:r>
@@ -986,7 +1004,41 @@
             <w:u w:val="single"/>
             <w:rtl w:val="0"/>
           </w:rPr>
-          <w:t xml:space="preserve">https://www.elibrary.ru/download/elibrary_80378479_96615884.pdf</w:t>
+          <w:t xml:space="preserve">https://www.elibrary.ru/download/elibrary_80481017_34631020.pdf</w:t>
+        </w:r>
+      </w:hyperlink>
+      <w:r>
+        <w:rPr>
+          <w:rtl w:val="0"/>
+        </w:rPr>
+        <w:t xml:space="preserve">.</w:t>
+      </w:r>
+    </w:p>
+    <w:p>
+      <w:pPr>
+        <w:numPr>
+          <w:ilvl w:val="0"/>
+          <w:numId w:val="1"/>
+        </w:numPr>
+        <w:spacing w:line="360" w:lineRule="auto"/>
+        <w:rPr>
+          <w:u w:val="none"/>
+        </w:rPr>
+      </w:pPr>
+      <w:r>
+        <w:rPr>
+          <w:rtl w:val="0"/>
+        </w:rPr>
+        <w:t xml:space="preserve">Сибаева Г. Р. Концепция модуля подачи инициатив как инструмент устойчивого развития организации / Г. Р. Сибаева, В. А. Беляев // Экономика и управление: проблемы, решения. – 2024. – Т. 11, № 10(151). – С. 21-26. – DOI 10.36871/ek.up.p.r.2024.10.11.003. – EDN AUUINK. - [Электронный ресурс]: </w:t>
+      </w:r>
+      <w:hyperlink r:id="rId25">
+        <w:r>
+          <w:rPr>
+            <w:color w:val="1155cc"/>
+            <w:u w:val="single"/>
+            <w:rtl w:val="0"/>
+          </w:rPr>
+          <w:t xml:space="preserve">https://elibrary.ru/download/elibrary_75099866_22046182.pdf</w:t>
         </w:r>
       </w:hyperlink>
       <w:r>
@@ -1026,7 +1078,7 @@
           <w:color w:val="6aa84f"/>
           <w:rtl w:val="0"/>
         </w:rPr>
-        <w:t xml:space="preserve">НПА</w:t>
+        <w:t xml:space="preserve">Нормативно-правовые акты</w:t>
       </w:r>
     </w:p>
     <w:p>
@@ -1046,7 +1098,7 @@
         </w:rPr>
         <w:t xml:space="preserve">ГОСТ Р ИСО 21502-2024. Национальный стандарт Российской Федерации. Управление проектами, программами и портфелями. Руководство по управлению проектами" (утв. и введен в действие Приказом Росстандарта от 02.11.2024 N 1599-ст) - [Электронный ресурс]: </w:t>
       </w:r>
-      <w:hyperlink r:id="rId25">
+      <w:hyperlink r:id="rId26">
         <w:r>
           <w:rPr>
             <w:color w:val="1155cc"/>
@@ -1070,7 +1122,6 @@
           <w:numId w:val="1"/>
         </w:numPr>
         <w:spacing w:line="360" w:lineRule="auto"/>
-        <w:jc w:val="left"/>
         <w:rPr>
           <w:u w:val="none"/>
         </w:rPr>
@@ -1081,7 +1132,7 @@
         </w:rPr>
         <w:t xml:space="preserve">ОК 034-2014 (КПЕС 2008). Общероссийский классификатор продукции по видам экономической деятельности (утв. Приказом Росстандарта от 31.01.2014 N 14-ст) (ред. от 10.10.2025) (с изм. и доп., вступ. в силу с 01.12.2025) - [Электронный ресурс]: </w:t>
       </w:r>
-      <w:hyperlink r:id="rId26">
+      <w:hyperlink r:id="rId27">
         <w:r>
           <w:rPr>
             <w:color w:val="1155cc"/>
@@ -1096,24 +1147,6 @@
           <w:rtl w:val="0"/>
         </w:rPr>
         <w:t xml:space="preserve">.</w:t>
-      </w:r>
-    </w:p>
-    <w:p>
-      <w:pPr>
-        <w:numPr>
-          <w:ilvl w:val="0"/>
-          <w:numId w:val="1"/>
-        </w:numPr>
-        <w:spacing w:line="360" w:lineRule="auto"/>
-        <w:jc w:val="left"/>
-        <w:rPr>
-          <w:u w:val="none"/>
-        </w:rPr>
-      </w:pPr>
-      <w:r>
-        <w:rPr>
-          <w:rtl w:val="0"/>
-        </w:rPr>
       </w:r>
     </w:p>
     <w:p>
@@ -1164,9 +1197,43 @@
         <w:rPr>
           <w:rtl w:val="0"/>
         </w:rPr>
+        <w:t xml:space="preserve">Единая система управления бизнес-процессами АЛРОСА: импортозамещение как точка роста управляемости (АЛРОСА ИТ). Официальный сайт конкурса «BPM-проект года» - [Электронный ресурс]: </w:t>
+      </w:r>
+      <w:hyperlink r:id="rId28">
+        <w:r>
+          <w:rPr>
+            <w:color w:val="1155cc"/>
+            <w:u w:val="single"/>
+            <w:rtl w:val="0"/>
+          </w:rPr>
+          <w:t xml:space="preserve">https://bpmaward.ru/wp-content/uploads/2026/03/%D0%90%D0%BB%D1%80%D0%BE%D1%81%D0%B0-BPM-1.pdf</w:t>
+        </w:r>
+      </w:hyperlink>
+      <w:r>
+        <w:rPr>
+          <w:rtl w:val="0"/>
+        </w:rPr>
+        <w:t xml:space="preserve"> (дата публикации 10.03.2026 г).</w:t>
+      </w:r>
+    </w:p>
+    <w:p>
+      <w:pPr>
+        <w:numPr>
+          <w:ilvl w:val="0"/>
+          <w:numId w:val="1"/>
+        </w:numPr>
+        <w:spacing w:line="360" w:lineRule="auto"/>
+        <w:rPr>
+          <w:u w:val="none"/>
+        </w:rPr>
+      </w:pPr>
+      <w:r>
+        <w:rPr>
+          <w:rtl w:val="0"/>
+        </w:rPr>
         <w:t xml:space="preserve">Шарифуллина Л. Построение системы управления бизнес-процессами в ООО «Удоканская медь». - Официальный сайт группы компаний «Современные технологии управления». - [Электронный ресурс]:</w:t>
       </w:r>
-      <w:hyperlink r:id="rId27">
+      <w:hyperlink r:id="rId29">
         <w:r>
           <w:rPr>
             <w:color w:val="1155cc"/>
@@ -1211,7 +1278,7 @@
         </w:rPr>
         <w:t xml:space="preserve">Репин В., Телегин А.  Кратко об архитектуре бизнес-процессов компании. - Официальный сайт В.В. Репин: Разработка и внедрение систем управления бизнес-процессами. - [Электронный ресурс]: </w:t>
       </w:r>
-      <w:hyperlink r:id="rId28">
+      <w:hyperlink r:id="rId30">
         <w:r>
           <w:rPr>
             <w:color w:val="1155cc"/>
@@ -1256,7 +1323,7 @@
         </w:rPr>
         <w:t xml:space="preserve">Долженкова Н. Внедрение ИИ в бизнес-процессы. - Официальный сайт экосистемы Low-code продуктов для автоматизации бизнеса Elma365 - [Электронный ресурс]: </w:t>
       </w:r>
-      <w:hyperlink r:id="rId29">
+      <w:hyperlink r:id="rId31">
         <w:r>
           <w:rPr>
             <w:color w:val="1155cc"/>
